--- a/content/Bios/Mitchell_Burns.docx
+++ b/content/Bios/Mitchell_Burns.docx
@@ -1,169 +1,8 @@
 
 <file path=word/document.xml><?xml version="1.0" encoding="utf-8"?>
-<w:document xmlns:w14="http://schemas.microsoft.com/office/word/2010/wordml" xmlns:wp14="http://schemas.microsoft.com/office/word/2010/wordprocessingDrawing" xmlns:w="http://schemas.openxmlformats.org/wordprocessingml/2006/main" xmlns:m="http://schemas.openxmlformats.org/officeDocument/2006/math" xmlns:r="http://schemas.openxmlformats.org/officeDocument/2006/relationships" xmlns:o="urn:schemas-microsoft-com:office:office" xmlns:v="urn:schemas-microsoft-com:vml" xmlns:w10="urn:schemas-microsoft-com:office:word" xmlns:a="http://schemas.openxmlformats.org/drawingml/2006/main" xmlns:pic="http://schemas.openxmlformats.org/drawingml/2006/picture" xmlns:wp="http://schemas.openxmlformats.org/drawingml/2006/wordprocessingDrawing" xmlns:mc="http://schemas.openxmlformats.org/markup-compatibility/2006" mc:Ignorable="w14 wp14">
+<w:document xmlns:ns1="http://schemas.openxmlformats.org/markup-compatibility/2006" xmlns:ns2="http://schemas.microsoft.com/office/word/2010/wordml" xmlns:w="http://schemas.openxmlformats.org/wordprocessingml/2006/main" ns1:Ignorable="w14 wp14">
   <w:body>
-    <w:p xmlns:wp14="http://schemas.microsoft.com/office/word/2010/wordml" wp14:textId="77777777">
-      <w:pPr>
-        <w:pStyle w:val="FirstParagraph"/>
-      </w:pPr>
-      <w:r>
-        <w:rPr>
-          <w:b/>
-          <w:bCs/>
-        </w:rPr>
-        <w:t xml:space="preserve">T. Mitchell Burns Jr.</w:t>
-      </w:r>
-      <w:r>
-        <w:t xml:space="preserve"> </w:t>
-      </w:r>
-      <w:r>
-        <w:t xml:space="preserve">was a towering figure in Colorado’s sports history, remembered as much for his love of the game as for his remarkable longevity on the field. Known to generations of high school athletes as “the oldest umpire they’d ever seen,” Burns exuded a dignified presence and deep respect for sportsmanship.</w:t>
-      </w:r>
-    </w:p>
-    <w:p xmlns:wp14="http://schemas.microsoft.com/office/word/2010/wordml" wp14:textId="77777777">
-      <w:pPr>
-        <w:pStyle w:val="BodyText"/>
-      </w:pPr>
-      <w:r>
-        <w:t xml:space="preserve">In the spring of 1972, before a freshman baseball game at JFK High School, Coach Dennis Sullivan introduced Burns to his players with a mix of reverence and playful exasperation—an indication that Burns was something more than just a longtime umpire. That impression stuck with many.</w:t>
-      </w:r>
-    </w:p>
-    <w:p xmlns:wp14="http://schemas.microsoft.com/office/word/2010/wordml" wp14:textId="77777777">
-      <w:pPr>
-        <w:pStyle w:val="BodyText"/>
-      </w:pPr>
-      <w:r>
-        <w:t xml:space="preserve">Born June 14, 1901, in Denver, Burns graduated from the University of Denver and married Helen Hudson on his birthday in 1929. He was elected to the Colorado House of Representatives in 1932 and operated T. Mitchell Burns Insurance Agents until retiring in 1980.</w:t>
-      </w:r>
-    </w:p>
-    <w:p xmlns:wp14="http://schemas.microsoft.com/office/word/2010/wordml" wp14:textId="77777777">
-      <w:pPr>
-        <w:pStyle w:val="BodyText"/>
-      </w:pPr>
-      <w:r>
-        <w:t xml:space="preserve">His passion for sports knew no bounds. A 1974</w:t>
-      </w:r>
-      <w:r>
-        <w:t xml:space="preserve"> </w:t>
-      </w:r>
-      <w:r>
-        <w:rPr>
-          <w:i/>
-          <w:iCs/>
-        </w:rPr>
-        <w:t xml:space="preserve">Denver Post</w:t>
-      </w:r>
-      <w:r>
-        <w:t xml:space="preserve"> </w:t>
-      </w:r>
-      <w:r>
-        <w:t xml:space="preserve">feature highlighted just a few of his remarkable achievements:</w:t>
-      </w:r>
-      <w:r>
-        <w:t xml:space="preserve"> </w:t>
-      </w:r>
-      <w:r>
-        <w:t xml:space="preserve">- Umpired over 5,000 games at various levels since 1920</w:t>
-      </w:r>
-      <w:r>
-        <w:t xml:space="preserve"> </w:t>
-      </w:r>
-      <w:r>
-        <w:t xml:space="preserve">- Attended every national AAU basketball tournament for three decades</w:t>
-      </w:r>
-      <w:r>
-        <w:t xml:space="preserve"> </w:t>
-      </w:r>
-      <w:r>
-        <w:t xml:space="preserve">- Held season tickets to University of Denver football for 40 years</w:t>
-      </w:r>
-      <w:r>
-        <w:t xml:space="preserve"> </w:t>
-      </w:r>
-      <w:r>
-        <w:t xml:space="preserve">- Owned Denver Broncos season ticket priority number 8</w:t>
-      </w:r>
-      <w:r>
-        <w:t xml:space="preserve"> </w:t>
-      </w:r>
-      <w:r>
-        <w:t xml:space="preserve">- Attended every World Series for 32 years</w:t>
-      </w:r>
-      <w:r>
-        <w:t xml:space="preserve"> </w:t>
-      </w:r>
-      <w:r>
-        <w:t xml:space="preserve">- Saw 20 MLB All-Star Games</w:t>
-      </w:r>
-      <w:r>
-        <w:t xml:space="preserve"> </w:t>
-      </w:r>
-      <w:r>
-        <w:t xml:space="preserve">- In one whirlwind October day in 1959, he attended an Air Force football game in Denver, flew to Buffalo for a minor league championship, caught an NHL exhibition that night, and then flew to New York for the next day’s World Series opener</w:t>
-      </w:r>
-    </w:p>
-    <w:p xmlns:wp14="http://schemas.microsoft.com/office/word/2010/wordml" wp14:textId="77777777">
-      <w:pPr>
-        <w:pStyle w:val="BodyText"/>
-      </w:pPr>
-      <w:r>
-        <w:rPr/>
-        <w:t>Burns passed away on October 25, 1985, at age 84. His obituary in the</w:t>
-      </w:r>
-      <w:r>
-        <w:rPr/>
-        <w:t xml:space="preserve"> </w:t>
-      </w:r>
-      <w:r>
-        <w:rPr>
-          <w:i w:val="1"/>
-          <w:iCs w:val="1"/>
-        </w:rPr>
-        <w:t>Rocky Mountain News</w:t>
-      </w:r>
-      <w:r>
-        <w:rPr/>
-        <w:t xml:space="preserve"> </w:t>
-      </w:r>
-      <w:r>
-        <w:rPr/>
-        <w:t>fittingly began with:</w:t>
-      </w:r>
-      <w:r>
-        <w:rPr/>
-        <w:t xml:space="preserve"> </w:t>
-      </w:r>
-      <w:r>
-        <w:rPr/>
-        <w:t>“long-time baseball umpire and sports enthusiast in the Denver area.”</w:t>
-      </w:r>
-      <w:r>
-        <w:rPr/>
-        <w:t xml:space="preserve"> </w:t>
-      </w:r>
-      <w:r>
-        <w:rPr/>
-        <w:t>His legacy endures not only in box scores and memories, but in the spirit of amateur sports across Colorado.</w:t>
-      </w:r>
-    </w:p>
-    <w:p>
-      <w:pPr>
-        <w:pStyle w:val="BodyText"/>
-      </w:pPr>
-    </w:p>
-    <w:p>
-      <w:pPr>
-        <w:pStyle w:val="Title"/>
-      </w:pPr>
-      <w:r>
-        <w:rPr>
-          <w:noProof w:val="0"/>
-          <w:lang w:val="en-US"/>
-        </w:rPr>
-        <w:t>Revised Biography: T. Mitchell Burns Jr.</w:t>
-      </w:r>
-    </w:p>
-    <w:p>
+    <w:p ns2:paraId="73DF1D34" ns2:textId="0DF13E52">
       <w:pPr>
         <w:spacing w:before="0" w:beforeAutospacing="off" w:after="0" w:afterAutospacing="off" w:line="300" w:lineRule="auto"/>
       </w:pPr>
@@ -182,7 +21,7 @@
         <w:t>T. Mitchell Burns Jr. was a distinguished presence in Colorado athletics, remembered for his unwavering respect for sportsmanship and his remarkable longevity as an umpire. For generations of high school athletes, he became known as “the oldest umpire they’d ever seen,” a title he carried with dignity and a quiet love for the game.</w:t>
       </w:r>
     </w:p>
-    <w:p>
+    <w:p ns2:paraId="4AF8676E" ns2:textId="5E526B8C">
       <w:pPr>
         <w:spacing w:before="0" w:beforeAutospacing="off" w:after="0" w:afterAutospacing="off" w:line="300" w:lineRule="auto"/>
       </w:pPr>
@@ -229,7 +68,7 @@
         <w:t>, Coach Dennis Sullivan introduced Burns to his players with a mix of admiration and humor—an early sign that Burns’s legacy extended far beyond his years on the field. Those who met him often felt they were encountering more than a veteran official; they were meeting a piece of Colorado sports history.</w:t>
       </w:r>
     </w:p>
-    <w:p>
+    <w:p ns2:paraId="7F784A03" ns2:textId="54F7786F">
       <w:pPr>
         <w:spacing w:before="0" w:beforeAutospacing="off" w:after="0" w:afterAutospacing="off" w:line="300" w:lineRule="auto"/>
       </w:pPr>
@@ -276,7 +115,7 @@
         <w:t xml:space="preserve"> and married Helen Hudson on his birthday in 1929. He was elected to the Colorado House of Representatives in 1932 and later operated T. Mitchell Burns Insurance Agents, retiring in 1980 after decades of service to his community.</w:t>
       </w:r>
     </w:p>
-    <w:p>
+    <w:p ns2:paraId="07D3E55B" ns2:textId="6D501CB7">
       <w:pPr>
         <w:spacing w:before="0" w:beforeAutospacing="off" w:after="0" w:afterAutospacing="off" w:line="300" w:lineRule="auto"/>
       </w:pPr>
@@ -379,7 +218,7 @@
         <w:t xml:space="preserve"> football for 40 years; and secured Denver Broncos season ticket priority number eight. He also attended every World Series for 32 years and witnessed 20 MLB All-Star Games. In one memorable October day in 1959, he attended an Air Force football game in Denver, flew to Buffalo for a minor league championship, watched an NHL exhibition that night, and then traveled to New York for the next day’s World Series opener.</w:t>
       </w:r>
     </w:p>
-    <w:p>
+    <w:p ns2:paraId="16B108E9" ns2:textId="509330C9">
       <w:pPr>
         <w:spacing w:before="0" w:beforeAutospacing="off" w:after="0" w:afterAutospacing="off" w:line="300" w:lineRule="auto"/>
       </w:pPr>
@@ -426,7 +265,7 @@
         <w:t xml:space="preserve"> fittingly opened with the description “long-time baseball umpire and sports enthusiast in the Denver area.” His legacy endures in the stories, memories, and spirit of amateur sports across Colorado.</w:t>
       </w:r>
     </w:p>
-    <w:p>
+    <w:p ns2:paraId="27C22519" ns2:textId="4F6AF75D">
       <w:pPr>
         <w:pStyle w:val="BodyText"/>
       </w:pPr>
